--- a/examples/word/run-showcase.docx
+++ b/examples/word/run-showcase.docx
@@ -632,6 +632,69 @@
           </w14:shadow>
         </w:rPr>
         <w:t xml:space="preserve">w14 shadow</w:t>
+      </w:r>
+    </w:p>
+    <w:p>
+      <w:pPr>
+        <w:spacing w:before="160"/>
+      </w:pPr>
+      <w:r>
+        <w:rPr>
+          <w:b/>
+          <w:color w:val="1F4E79"/>
+          <w:sz w:val="28"/>
+        </w:rPr>
+        <w:t xml:space="preserve">Border, kerning, EastAsian layout, run style</w:t>
+      </w:r>
+    </w:p>
+    <w:p>
+      <w:pPr/>
+      <w:r>
+        <w:rPr>
+          <w:kern w:val="28"/>
+        </w:rPr>
+        <w:t xml:space="preserve">Kerning on (28 = 14pt threshold)</w:t>
+      </w:r>
+    </w:p>
+    <w:p>
+      <w:pPr/>
+      <w:r>
+        <w:rPr>
+          <w:eastAsianLayout xmlns:w="http://schemas.openxmlformats.org/wordprocessingml/2006/main" w:combine="true" w:vert="true"/>
+        </w:rPr>
+        <w:t xml:space="preserve">EastAsian layout 縦中横 (vert + combine)</w:t>
+      </w:r>
+    </w:p>
+    <w:p>
+      <w:pPr/>
+      <w:r>
+        <w:rPr/>
+        <w:t xml:space="preserve">Boxed run: </w:t>
+      </w:r>
+      <w:r>
+        <w:rPr>
+          <w:bdr w:val="single" w:sz="4"/>
+        </w:rPr>
+        <w:t xml:space="preserve">single border</w:t>
+      </w:r>
+      <w:r>
+        <w:rPr>
+          <w:bdr w:val="single" w:color="FF0000" w:sz="4" w:space="0"/>
+        </w:rPr>
+        <w:t xml:space="preserve">  red 0.5pt</w:t>
+      </w:r>
+    </w:p>
+    <w:p>
+      <w:pPr/>
+      <w:r>
+        <w:rPr/>
+        <w:t xml:space="preserve">Run character style: </w:t>
+      </w:r>
+      <w:r>
+        <w:rPr>
+          <w:rStyle w:val="Emphasis"/>
+        </w:rPr>
+        <w:t xml:space="preserve">Emphasis</w:t>
       </w:r>
     </w:p>
     <w:sectPr>
